--- a/MyDocumentConverterMultiOSV10/samples/output/markdown/markdown_mmd/docx.docx
+++ b/MyDocumentConverterMultiOSV10/samples/output/markdown/markdown_mmd/docx.docx
@@ -111,7 +111,7 @@
       <w:r>
         <w:t xml:space="preserve">, 그리고 </w:t>
       </w:r>
-      <w:hyperlink w:history="1" r:id="rIdayoyxk-wljhqsgt4nfnou">
+      <w:hyperlink w:history="1" r:id="rIdbp_usjvfuu9u9wzk7kdv1">
         <w:r>
           <w:rPr>
             <w:rStyle w:val="Hyperlink"/>
@@ -759,7 +759,7 @@
       <w:r>
         <w:t xml:space="preserve"> 자동 링크 </w:t>
       </w:r>
-      <w:hyperlink w:history="1" r:id="rIdsqymhk91dtohr7mte985s">
+      <w:hyperlink w:history="1" r:id="rIdk5_-etb8aemgw-etq93-o">
         <w:r>
           <w:rPr>
             <w:rStyle w:val="Hyperlink"/>
@@ -770,7 +770,7 @@
       <w:r>
         <w:t xml:space="preserve"> 와 </w:t>
       </w:r>
-      <w:hyperlink w:history="1" r:id="rIdva1v9ezraiawz9bjcvt8n">
+      <w:hyperlink w:history="1" r:id="rIdfniko2dxkb6jipaggwg_e">
         <w:r>
           <w:rPr>
             <w:rStyle w:val="Hyperlink"/>
